--- a/courses/downloads/unit1_class4_notebook_template.docx
+++ b/courses/downloads/unit1_class4_notebook_template.docx
@@ -417,6 +417,1228 @@
         </w:tc>
       </w:tr>
     </w:tbl>
+    <w:tbl>
+      <w:tblPr>
+        <w:tblW w:type="dxa" w:w="9360"/>
+        <w:tblBorders>
+          <w:top w:val="single" w:color="auto" w:sz="4"/>
+          <w:left w:val="single" w:color="auto" w:sz="4"/>
+          <w:bottom w:val="single" w:color="auto" w:sz="4"/>
+          <w:right w:val="single" w:color="auto" w:sz="4"/>
+          <w:insideH w:val="single" w:color="auto" w:sz="4"/>
+          <w:insideV w:val="single" w:color="auto" w:sz="4"/>
+        </w:tblBorders>
+      </w:tblPr>
+      <w:tblGrid>
+        <w:gridCol w:w="9360"/>
+      </w:tblGrid>
+      <w:tr>
+        <w:tc>
+          <w:tcPr>
+            <w:tcBorders>
+              <w:top w:val="single" w:color="7d4e00" w:sz="6"/>
+              <w:left w:val="single" w:color="7d4e00" w:sz="6"/>
+              <w:bottom w:val="single" w:color="7d4e00" w:sz="6"/>
+              <w:right w:val="single" w:color="7d4e00" w:sz="6"/>
+            </w:tcBorders>
+            <w:shd w:fill="7d4e00" w:val="clear"/>
+            <w:tcMar>
+              <w:top w:type="dxa" w:w="100"/>
+              <w:left w:type="dxa" w:w="180"/>
+              <w:bottom w:type="dxa" w:w="100"/>
+              <w:right w:type="dxa" w:w="180"/>
+            </w:tcMar>
+          </w:tcPr>
+          <w:p>
+            <w:pPr>
+              <w:spacing w:after="0" w:before="0"/>
+            </w:pPr>
+            <w:r>
+              <w:rPr>
+                <w:rFonts w:ascii="Arial" w:cs="Arial" w:eastAsia="Arial" w:hAnsi="Arial"/>
+                <w:b/>
+                <w:bCs/>
+                <w:color w:val="FFFFFF"/>
+                <w:sz w:val="22"/>
+                <w:szCs w:val="22"/>
+              </w:rPr>
+              <w:t xml:space="preserve">Section V  ·  Vocabulary — Look Up &amp; Define Before You Begin</w:t>
+            </w:r>
+          </w:p>
+        </w:tc>
+      </w:tr>
+    </w:tbl>
+    <w:p>
+      <w:pPr>
+        <w:spacing w:after="0" w:before="80"/>
+      </w:pPr>
+      <w:r>
+        <w:t xml:space="preserve"> </w:t>
+      </w:r>
+    </w:p>
+    <w:tbl>
+      <w:tblPr>
+        <w:tblW w:type="dxa" w:w="9360"/>
+        <w:tblBorders>
+          <w:top w:val="single" w:color="auto" w:sz="4"/>
+          <w:left w:val="single" w:color="auto" w:sz="4"/>
+          <w:bottom w:val="single" w:color="auto" w:sz="4"/>
+          <w:right w:val="single" w:color="auto" w:sz="4"/>
+          <w:insideH w:val="single" w:color="auto" w:sz="4"/>
+          <w:insideV w:val="single" w:color="auto" w:sz="4"/>
+        </w:tblBorders>
+      </w:tblPr>
+      <w:tblGrid>
+        <w:gridCol w:w="9360"/>
+      </w:tblGrid>
+      <w:tr>
+        <w:tc>
+          <w:tcPr>
+            <w:tcBorders>
+              <w:top w:val="none" w:color="FFFFFF" w:sz="0"/>
+              <w:left w:val="single" w:color="c8860a" w:sz="12"/>
+              <w:bottom w:val="none" w:color="FFFFFF" w:sz="0"/>
+              <w:right w:val="none" w:color="FFFFFF" w:sz="0"/>
+            </w:tcBorders>
+            <w:shd w:fill="fdf3e3" w:val="clear"/>
+            <w:tcMar>
+              <w:top w:type="dxa" w:w="100"/>
+              <w:left w:type="dxa" w:w="160"/>
+              <w:bottom w:type="dxa" w:w="100"/>
+              <w:right w:type="dxa" w:w="160"/>
+            </w:tcMar>
+          </w:tcPr>
+          <w:p>
+            <w:pPr>
+              <w:spacing w:after="0" w:before="0"/>
+            </w:pPr>
+            <w:r>
+              <w:rPr>
+                <w:rFonts w:ascii="Arial" w:cs="Arial" w:eastAsia="Arial" w:hAnsi="Arial"/>
+                <w:color w:val="3a2a00"/>
+                <w:sz w:val="20"/>
+                <w:szCs w:val="20"/>
+              </w:rPr>
+              <w:t xml:space="preserve">Before working through the rest of this notebook entry, look up each term below in the Unit 1 Vocabulary reference. Write a definition in your own words — do not copy the definition from the vocabulary page. Then, as you work through the lesson, come back and fill in an example from something you actually did or observed today.</w:t>
+            </w:r>
+          </w:p>
+        </w:tc>
+      </w:tr>
+    </w:tbl>
+    <w:p>
+      <w:pPr>
+        <w:spacing w:after="0" w:before="80"/>
+      </w:pPr>
+      <w:r>
+        <w:t xml:space="preserve"> </w:t>
+      </w:r>
+    </w:p>
+    <w:tbl>
+      <w:tblPr>
+        <w:tblW w:type="dxa" w:w="9360"/>
+        <w:tblBorders>
+          <w:top w:val="single" w:color="auto" w:sz="4"/>
+          <w:left w:val="single" w:color="auto" w:sz="4"/>
+          <w:bottom w:val="single" w:color="auto" w:sz="4"/>
+          <w:right w:val="single" w:color="auto" w:sz="4"/>
+          <w:insideH w:val="single" w:color="auto" w:sz="4"/>
+          <w:insideV w:val="single" w:color="auto" w:sz="4"/>
+        </w:tblBorders>
+      </w:tblPr>
+      <w:tblGrid>
+        <w:gridCol w:w="3240"/>
+        <w:gridCol w:w="3060"/>
+        <w:gridCol w:w="3060"/>
+      </w:tblGrid>
+      <w:tr>
+        <w:tc>
+          <w:tcPr>
+            <w:tcW w:type="dxa" w:w="3240"/>
+            <w:tcBorders>
+              <w:top w:val="single" w:color="d0d0cc" w:sz="1"/>
+              <w:left w:val="single" w:color="d0d0cc" w:sz="1"/>
+              <w:bottom w:val="single" w:color="d0d0cc" w:sz="1"/>
+              <w:right w:val="single" w:color="d0d0cc" w:sz="1"/>
+            </w:tcBorders>
+            <w:shd w:fill="1a4f82" w:val="clear"/>
+            <w:tcMar>
+              <w:top w:type="dxa" w:w="70"/>
+              <w:left w:type="dxa" w:w="120"/>
+              <w:bottom w:type="dxa" w:w="70"/>
+              <w:right w:type="dxa" w:w="120"/>
+            </w:tcMar>
+          </w:tcPr>
+          <w:p>
+            <w:pPr>
+              <w:spacing w:after="0" w:before="0"/>
+            </w:pPr>
+            <w:r>
+              <w:rPr>
+                <w:rFonts w:ascii="Arial" w:cs="Arial" w:eastAsia="Arial" w:hAnsi="Arial"/>
+                <w:b/>
+                <w:bCs/>
+                <w:color w:val="FFFFFF"/>
+                <w:sz w:val="18"/>
+                <w:szCs w:val="18"/>
+              </w:rPr>
+              <w:t xml:space="preserve">Term</w:t>
+            </w:r>
+          </w:p>
+        </w:tc>
+        <w:tc>
+          <w:tcPr>
+            <w:tcW w:type="dxa" w:w="3060"/>
+            <w:tcBorders>
+              <w:top w:val="single" w:color="d0d0cc" w:sz="1"/>
+              <w:left w:val="single" w:color="d0d0cc" w:sz="1"/>
+              <w:bottom w:val="single" w:color="d0d0cc" w:sz="1"/>
+              <w:right w:val="single" w:color="d0d0cc" w:sz="1"/>
+            </w:tcBorders>
+            <w:shd w:fill="1a4f82" w:val="clear"/>
+            <w:tcMar>
+              <w:top w:type="dxa" w:w="70"/>
+              <w:left w:type="dxa" w:w="120"/>
+              <w:bottom w:type="dxa" w:w="70"/>
+              <w:right w:type="dxa" w:w="120"/>
+            </w:tcMar>
+          </w:tcPr>
+          <w:p>
+            <w:pPr>
+              <w:spacing w:after="0" w:before="0"/>
+            </w:pPr>
+            <w:r>
+              <w:rPr>
+                <w:rFonts w:ascii="Arial" w:cs="Arial" w:eastAsia="Arial" w:hAnsi="Arial"/>
+                <w:b/>
+                <w:bCs/>
+                <w:color w:val="FFFFFF"/>
+                <w:sz w:val="18"/>
+                <w:szCs w:val="18"/>
+              </w:rPr>
+              <w:t xml:space="preserve">My definition — in my own words</w:t>
+            </w:r>
+          </w:p>
+        </w:tc>
+        <w:tc>
+          <w:tcPr>
+            <w:tcW w:type="dxa" w:w="3060"/>
+            <w:tcBorders>
+              <w:top w:val="single" w:color="d0d0cc" w:sz="1"/>
+              <w:left w:val="single" w:color="d0d0cc" w:sz="1"/>
+              <w:bottom w:val="single" w:color="d0d0cc" w:sz="1"/>
+              <w:right w:val="single" w:color="d0d0cc" w:sz="1"/>
+            </w:tcBorders>
+            <w:shd w:fill="1a4f82" w:val="clear"/>
+            <w:tcMar>
+              <w:top w:type="dxa" w:w="70"/>
+              <w:left w:type="dxa" w:w="120"/>
+              <w:bottom w:type="dxa" w:w="70"/>
+              <w:right w:type="dxa" w:w="120"/>
+            </w:tcMar>
+          </w:tcPr>
+          <w:p>
+            <w:pPr>
+              <w:spacing w:after="0" w:before="0"/>
+            </w:pPr>
+            <w:r>
+              <w:rPr>
+                <w:rFonts w:ascii="Arial" w:cs="Arial" w:eastAsia="Arial" w:hAnsi="Arial"/>
+                <w:b/>
+                <w:bCs/>
+                <w:color w:val="FFFFFF"/>
+                <w:sz w:val="18"/>
+                <w:szCs w:val="18"/>
+              </w:rPr>
+              <w:t xml:space="preserve">My example from today’s class</w:t>
+            </w:r>
+          </w:p>
+        </w:tc>
+      </w:tr>
+      <w:tr>
+        <w:trPr>
+          <w:trHeight w:val="900" w:hRule="atLeast"/>
+        </w:trPr>
+        <w:tc>
+          <w:tcPr>
+            <w:tcW w:type="dxa" w:w="3240"/>
+            <w:tcBorders>
+              <w:top w:val="single" w:color="d0d0cc" w:sz="1"/>
+              <w:left w:val="single" w:color="d0d0cc" w:sz="1"/>
+              <w:bottom w:val="single" w:color="d0d0cc" w:sz="1"/>
+              <w:right w:val="single" w:color="d0d0cc" w:sz="1"/>
+            </w:tcBorders>
+            <w:shd w:fill="f5f5f3" w:val="clear"/>
+            <w:tcMar>
+              <w:top w:type="dxa" w:w="80"/>
+              <w:left w:type="dxa" w:w="120"/>
+              <w:bottom w:type="dxa" w:w="80"/>
+              <w:right w:type="dxa" w:w="120"/>
+            </w:tcMar>
+          </w:tcPr>
+          <w:p>
+            <w:pPr>
+              <w:spacing w:after="30" w:before="0"/>
+            </w:pPr>
+            <w:r>
+              <w:rPr>
+                <w:rFonts w:ascii="Arial" w:cs="Arial" w:eastAsia="Arial" w:hAnsi="Arial"/>
+                <w:b/>
+                <w:bCs/>
+                <w:sz w:val="20"/>
+                <w:szCs w:val="20"/>
+              </w:rPr>
+              <w:t xml:space="preserve">Weighted decision matrix</w:t>
+            </w:r>
+          </w:p>
+          <w:p>
+            <w:pPr>
+              <w:spacing w:after="0" w:before="0"/>
+            </w:pPr>
+            <w:r>
+              <w:rPr>
+                <w:rFonts w:ascii="Arial" w:cs="Arial" w:eastAsia="Arial" w:hAnsi="Arial"/>
+                <w:i/>
+                <w:iCs/>
+                <w:color w:val="888888"/>
+                <w:sz w:val="16"/>
+                <w:szCs w:val="16"/>
+              </w:rPr>
+              <w:t xml:space="preserve">Look up in the Unit 1 Vocabulary page — Design Thinking</w:t>
+            </w:r>
+          </w:p>
+        </w:tc>
+        <w:tc>
+          <w:tcPr>
+            <w:tcW w:type="dxa" w:w="3060"/>
+            <w:tcBorders>
+              <w:top w:val="single" w:color="d0d0cc" w:sz="1"/>
+              <w:left w:val="single" w:color="d0d0cc" w:sz="1"/>
+              <w:bottom w:val="single" w:color="d0d0cc" w:sz="1"/>
+              <w:right w:val="single" w:color="d0d0cc" w:sz="1"/>
+            </w:tcBorders>
+            <w:shd w:fill="FFFFFF" w:val="clear"/>
+            <w:tcMar>
+              <w:top w:type="dxa" w:w="80"/>
+              <w:left w:type="dxa" w:w="120"/>
+              <w:bottom w:type="dxa" w:w="80"/>
+              <w:right w:type="dxa" w:w="120"/>
+            </w:tcMar>
+          </w:tcPr>
+          <w:p>
+            <w:pPr>
+              <w:spacing w:after="0" w:before="0"/>
+            </w:pPr>
+            <w:r>
+              <w:rPr>
+                <w:rFonts w:ascii="Arial" w:cs="Arial" w:eastAsia="Arial" w:hAnsi="Arial"/>
+                <w:i/>
+                <w:iCs/>
+                <w:color w:val="cccccc"/>
+                <w:sz w:val="19"/>
+                <w:szCs w:val="19"/>
+              </w:rPr>
+              <w:t xml:space="preserve">Write your definition here...</w:t>
+            </w:r>
+          </w:p>
+        </w:tc>
+        <w:tc>
+          <w:tcPr>
+            <w:tcW w:type="dxa" w:w="3060"/>
+            <w:tcBorders>
+              <w:top w:val="single" w:color="d0d0cc" w:sz="1"/>
+              <w:left w:val="single" w:color="d0d0cc" w:sz="1"/>
+              <w:bottom w:val="single" w:color="d0d0cc" w:sz="1"/>
+              <w:right w:val="single" w:color="d0d0cc" w:sz="1"/>
+            </w:tcBorders>
+            <w:shd w:fill="e8f0f9" w:val="clear"/>
+            <w:tcMar>
+              <w:top w:type="dxa" w:w="80"/>
+              <w:left w:type="dxa" w:w="120"/>
+              <w:bottom w:type="dxa" w:w="80"/>
+              <w:right w:type="dxa" w:w="120"/>
+            </w:tcMar>
+          </w:tcPr>
+          <w:p>
+            <w:pPr>
+              <w:spacing w:after="0" w:before="0"/>
+            </w:pPr>
+            <w:r>
+              <w:rPr>
+                <w:rFonts w:ascii="Arial" w:cs="Arial" w:eastAsia="Arial" w:hAnsi="Arial"/>
+                <w:i/>
+                <w:iCs/>
+                <w:color w:val="cccccc"/>
+                <w:sz w:val="19"/>
+                <w:szCs w:val="19"/>
+              </w:rPr>
+              <w:t xml:space="preserve">Write an example here...</w:t>
+            </w:r>
+          </w:p>
+        </w:tc>
+      </w:tr>
+      <w:tr>
+        <w:trPr>
+          <w:trHeight w:val="900" w:hRule="atLeast"/>
+        </w:trPr>
+        <w:tc>
+          <w:tcPr>
+            <w:tcW w:type="dxa" w:w="3240"/>
+            <w:tcBorders>
+              <w:top w:val="single" w:color="d0d0cc" w:sz="1"/>
+              <w:left w:val="single" w:color="d0d0cc" w:sz="1"/>
+              <w:bottom w:val="single" w:color="d0d0cc" w:sz="1"/>
+              <w:right w:val="single" w:color="d0d0cc" w:sz="1"/>
+            </w:tcBorders>
+            <w:shd w:fill="FFFFFF" w:val="clear"/>
+            <w:tcMar>
+              <w:top w:type="dxa" w:w="80"/>
+              <w:left w:type="dxa" w:w="120"/>
+              <w:bottom w:type="dxa" w:w="80"/>
+              <w:right w:type="dxa" w:w="120"/>
+            </w:tcMar>
+          </w:tcPr>
+          <w:p>
+            <w:pPr>
+              <w:spacing w:after="30" w:before="0"/>
+            </w:pPr>
+            <w:r>
+              <w:rPr>
+                <w:rFonts w:ascii="Arial" w:cs="Arial" w:eastAsia="Arial" w:hAnsi="Arial"/>
+                <w:b/>
+                <w:bCs/>
+                <w:sz w:val="20"/>
+                <w:szCs w:val="20"/>
+              </w:rPr>
+              <w:t xml:space="preserve">Design rationale</w:t>
+            </w:r>
+          </w:p>
+          <w:p>
+            <w:pPr>
+              <w:spacing w:after="0" w:before="0"/>
+            </w:pPr>
+            <w:r>
+              <w:rPr>
+                <w:rFonts w:ascii="Arial" w:cs="Arial" w:eastAsia="Arial" w:hAnsi="Arial"/>
+                <w:i/>
+                <w:iCs/>
+                <w:color w:val="888888"/>
+                <w:sz w:val="16"/>
+                <w:szCs w:val="16"/>
+              </w:rPr>
+              <w:t xml:space="preserve">Look up in the Unit 1 Vocabulary page — Design Thinking</w:t>
+            </w:r>
+          </w:p>
+        </w:tc>
+        <w:tc>
+          <w:tcPr>
+            <w:tcW w:type="dxa" w:w="3060"/>
+            <w:tcBorders>
+              <w:top w:val="single" w:color="d0d0cc" w:sz="1"/>
+              <w:left w:val="single" w:color="d0d0cc" w:sz="1"/>
+              <w:bottom w:val="single" w:color="d0d0cc" w:sz="1"/>
+              <w:right w:val="single" w:color="d0d0cc" w:sz="1"/>
+            </w:tcBorders>
+            <w:shd w:fill="FFFFFF" w:val="clear"/>
+            <w:tcMar>
+              <w:top w:type="dxa" w:w="80"/>
+              <w:left w:type="dxa" w:w="120"/>
+              <w:bottom w:type="dxa" w:w="80"/>
+              <w:right w:type="dxa" w:w="120"/>
+            </w:tcMar>
+          </w:tcPr>
+          <w:p>
+            <w:pPr>
+              <w:spacing w:after="0" w:before="0"/>
+            </w:pPr>
+            <w:r>
+              <w:rPr>
+                <w:rFonts w:ascii="Arial" w:cs="Arial" w:eastAsia="Arial" w:hAnsi="Arial"/>
+                <w:i/>
+                <w:iCs/>
+                <w:color w:val="cccccc"/>
+                <w:sz w:val="19"/>
+                <w:szCs w:val="19"/>
+              </w:rPr>
+              <w:t xml:space="preserve">Write your definition here...</w:t>
+            </w:r>
+          </w:p>
+        </w:tc>
+        <w:tc>
+          <w:tcPr>
+            <w:tcW w:type="dxa" w:w="3060"/>
+            <w:tcBorders>
+              <w:top w:val="single" w:color="d0d0cc" w:sz="1"/>
+              <w:left w:val="single" w:color="d0d0cc" w:sz="1"/>
+              <w:bottom w:val="single" w:color="d0d0cc" w:sz="1"/>
+              <w:right w:val="single" w:color="d0d0cc" w:sz="1"/>
+            </w:tcBorders>
+            <w:shd w:fill="e8f0f9" w:val="clear"/>
+            <w:tcMar>
+              <w:top w:type="dxa" w:w="80"/>
+              <w:left w:type="dxa" w:w="120"/>
+              <w:bottom w:type="dxa" w:w="80"/>
+              <w:right w:type="dxa" w:w="120"/>
+            </w:tcMar>
+          </w:tcPr>
+          <w:p>
+            <w:pPr>
+              <w:spacing w:after="0" w:before="0"/>
+            </w:pPr>
+            <w:r>
+              <w:rPr>
+                <w:rFonts w:ascii="Arial" w:cs="Arial" w:eastAsia="Arial" w:hAnsi="Arial"/>
+                <w:i/>
+                <w:iCs/>
+                <w:color w:val="cccccc"/>
+                <w:sz w:val="19"/>
+                <w:szCs w:val="19"/>
+              </w:rPr>
+              <w:t xml:space="preserve">Write an example here...</w:t>
+            </w:r>
+          </w:p>
+        </w:tc>
+      </w:tr>
+      <w:tr>
+        <w:trPr>
+          <w:trHeight w:val="900" w:hRule="atLeast"/>
+        </w:trPr>
+        <w:tc>
+          <w:tcPr>
+            <w:tcW w:type="dxa" w:w="3240"/>
+            <w:tcBorders>
+              <w:top w:val="single" w:color="d0d0cc" w:sz="1"/>
+              <w:left w:val="single" w:color="d0d0cc" w:sz="1"/>
+              <w:bottom w:val="single" w:color="d0d0cc" w:sz="1"/>
+              <w:right w:val="single" w:color="d0d0cc" w:sz="1"/>
+            </w:tcBorders>
+            <w:shd w:fill="f5f5f3" w:val="clear"/>
+            <w:tcMar>
+              <w:top w:type="dxa" w:w="80"/>
+              <w:left w:type="dxa" w:w="120"/>
+              <w:bottom w:type="dxa" w:w="80"/>
+              <w:right w:type="dxa" w:w="120"/>
+            </w:tcMar>
+          </w:tcPr>
+          <w:p>
+            <w:pPr>
+              <w:spacing w:after="30" w:before="0"/>
+            </w:pPr>
+            <w:r>
+              <w:rPr>
+                <w:rFonts w:ascii="Arial" w:cs="Arial" w:eastAsia="Arial" w:hAnsi="Arial"/>
+                <w:b/>
+                <w:bCs/>
+                <w:sz w:val="20"/>
+                <w:szCs w:val="20"/>
+              </w:rPr>
+              <w:t xml:space="preserve">Servo motor</w:t>
+            </w:r>
+          </w:p>
+          <w:p>
+            <w:pPr>
+              <w:spacing w:after="0" w:before="0"/>
+            </w:pPr>
+            <w:r>
+              <w:rPr>
+                <w:rFonts w:ascii="Arial" w:cs="Arial" w:eastAsia="Arial" w:hAnsi="Arial"/>
+                <w:i/>
+                <w:iCs/>
+                <w:color w:val="888888"/>
+                <w:sz w:val="16"/>
+                <w:szCs w:val="16"/>
+              </w:rPr>
+              <w:t xml:space="preserve">Look up in the Unit 1 Vocabulary page — Mechanisms &amp; Motion</w:t>
+            </w:r>
+          </w:p>
+        </w:tc>
+        <w:tc>
+          <w:tcPr>
+            <w:tcW w:type="dxa" w:w="3060"/>
+            <w:tcBorders>
+              <w:top w:val="single" w:color="d0d0cc" w:sz="1"/>
+              <w:left w:val="single" w:color="d0d0cc" w:sz="1"/>
+              <w:bottom w:val="single" w:color="d0d0cc" w:sz="1"/>
+              <w:right w:val="single" w:color="d0d0cc" w:sz="1"/>
+            </w:tcBorders>
+            <w:shd w:fill="FFFFFF" w:val="clear"/>
+            <w:tcMar>
+              <w:top w:type="dxa" w:w="80"/>
+              <w:left w:type="dxa" w:w="120"/>
+              <w:bottom w:type="dxa" w:w="80"/>
+              <w:right w:type="dxa" w:w="120"/>
+            </w:tcMar>
+          </w:tcPr>
+          <w:p>
+            <w:pPr>
+              <w:spacing w:after="0" w:before="0"/>
+            </w:pPr>
+            <w:r>
+              <w:rPr>
+                <w:rFonts w:ascii="Arial" w:cs="Arial" w:eastAsia="Arial" w:hAnsi="Arial"/>
+                <w:i/>
+                <w:iCs/>
+                <w:color w:val="cccccc"/>
+                <w:sz w:val="19"/>
+                <w:szCs w:val="19"/>
+              </w:rPr>
+              <w:t xml:space="preserve">Write your definition here...</w:t>
+            </w:r>
+          </w:p>
+        </w:tc>
+        <w:tc>
+          <w:tcPr>
+            <w:tcW w:type="dxa" w:w="3060"/>
+            <w:tcBorders>
+              <w:top w:val="single" w:color="d0d0cc" w:sz="1"/>
+              <w:left w:val="single" w:color="d0d0cc" w:sz="1"/>
+              <w:bottom w:val="single" w:color="d0d0cc" w:sz="1"/>
+              <w:right w:val="single" w:color="d0d0cc" w:sz="1"/>
+            </w:tcBorders>
+            <w:shd w:fill="e8f0f9" w:val="clear"/>
+            <w:tcMar>
+              <w:top w:type="dxa" w:w="80"/>
+              <w:left w:type="dxa" w:w="120"/>
+              <w:bottom w:type="dxa" w:w="80"/>
+              <w:right w:type="dxa" w:w="120"/>
+            </w:tcMar>
+          </w:tcPr>
+          <w:p>
+            <w:pPr>
+              <w:spacing w:after="0" w:before="0"/>
+            </w:pPr>
+            <w:r>
+              <w:rPr>
+                <w:rFonts w:ascii="Arial" w:cs="Arial" w:eastAsia="Arial" w:hAnsi="Arial"/>
+                <w:i/>
+                <w:iCs/>
+                <w:color w:val="cccccc"/>
+                <w:sz w:val="19"/>
+                <w:szCs w:val="19"/>
+              </w:rPr>
+              <w:t xml:space="preserve">Write an example here...</w:t>
+            </w:r>
+          </w:p>
+        </w:tc>
+      </w:tr>
+      <w:tr>
+        <w:trPr>
+          <w:trHeight w:val="900" w:hRule="atLeast"/>
+        </w:trPr>
+        <w:tc>
+          <w:tcPr>
+            <w:tcW w:type="dxa" w:w="3240"/>
+            <w:tcBorders>
+              <w:top w:val="single" w:color="d0d0cc" w:sz="1"/>
+              <w:left w:val="single" w:color="d0d0cc" w:sz="1"/>
+              <w:bottom w:val="single" w:color="d0d0cc" w:sz="1"/>
+              <w:right w:val="single" w:color="d0d0cc" w:sz="1"/>
+            </w:tcBorders>
+            <w:shd w:fill="FFFFFF" w:val="clear"/>
+            <w:tcMar>
+              <w:top w:type="dxa" w:w="80"/>
+              <w:left w:type="dxa" w:w="120"/>
+              <w:bottom w:type="dxa" w:w="80"/>
+              <w:right w:type="dxa" w:w="120"/>
+            </w:tcMar>
+          </w:tcPr>
+          <w:p>
+            <w:pPr>
+              <w:spacing w:after="30" w:before="0"/>
+            </w:pPr>
+            <w:r>
+              <w:rPr>
+                <w:rFonts w:ascii="Arial" w:cs="Arial" w:eastAsia="Arial" w:hAnsi="Arial"/>
+                <w:b/>
+                <w:bCs/>
+                <w:sz w:val="20"/>
+                <w:szCs w:val="20"/>
+              </w:rPr>
+              <w:t xml:space="preserve">Torque</w:t>
+            </w:r>
+          </w:p>
+          <w:p>
+            <w:pPr>
+              <w:spacing w:after="0" w:before="0"/>
+            </w:pPr>
+            <w:r>
+              <w:rPr>
+                <w:rFonts w:ascii="Arial" w:cs="Arial" w:eastAsia="Arial" w:hAnsi="Arial"/>
+                <w:i/>
+                <w:iCs/>
+                <w:color w:val="888888"/>
+                <w:sz w:val="16"/>
+                <w:szCs w:val="16"/>
+              </w:rPr>
+              <w:t xml:space="preserve">Look up in the Unit 1 Vocabulary page — Structures &amp; Forces</w:t>
+            </w:r>
+          </w:p>
+        </w:tc>
+        <w:tc>
+          <w:tcPr>
+            <w:tcW w:type="dxa" w:w="3060"/>
+            <w:tcBorders>
+              <w:top w:val="single" w:color="d0d0cc" w:sz="1"/>
+              <w:left w:val="single" w:color="d0d0cc" w:sz="1"/>
+              <w:bottom w:val="single" w:color="d0d0cc" w:sz="1"/>
+              <w:right w:val="single" w:color="d0d0cc" w:sz="1"/>
+            </w:tcBorders>
+            <w:shd w:fill="FFFFFF" w:val="clear"/>
+            <w:tcMar>
+              <w:top w:type="dxa" w:w="80"/>
+              <w:left w:type="dxa" w:w="120"/>
+              <w:bottom w:type="dxa" w:w="80"/>
+              <w:right w:type="dxa" w:w="120"/>
+            </w:tcMar>
+          </w:tcPr>
+          <w:p>
+            <w:pPr>
+              <w:spacing w:after="0" w:before="0"/>
+            </w:pPr>
+            <w:r>
+              <w:rPr>
+                <w:rFonts w:ascii="Arial" w:cs="Arial" w:eastAsia="Arial" w:hAnsi="Arial"/>
+                <w:i/>
+                <w:iCs/>
+                <w:color w:val="cccccc"/>
+                <w:sz w:val="19"/>
+                <w:szCs w:val="19"/>
+              </w:rPr>
+              <w:t xml:space="preserve">Write your definition here...</w:t>
+            </w:r>
+          </w:p>
+        </w:tc>
+        <w:tc>
+          <w:tcPr>
+            <w:tcW w:type="dxa" w:w="3060"/>
+            <w:tcBorders>
+              <w:top w:val="single" w:color="d0d0cc" w:sz="1"/>
+              <w:left w:val="single" w:color="d0d0cc" w:sz="1"/>
+              <w:bottom w:val="single" w:color="d0d0cc" w:sz="1"/>
+              <w:right w:val="single" w:color="d0d0cc" w:sz="1"/>
+            </w:tcBorders>
+            <w:shd w:fill="e8f0f9" w:val="clear"/>
+            <w:tcMar>
+              <w:top w:type="dxa" w:w="80"/>
+              <w:left w:type="dxa" w:w="120"/>
+              <w:bottom w:type="dxa" w:w="80"/>
+              <w:right w:type="dxa" w:w="120"/>
+            </w:tcMar>
+          </w:tcPr>
+          <w:p>
+            <w:pPr>
+              <w:spacing w:after="0" w:before="0"/>
+            </w:pPr>
+            <w:r>
+              <w:rPr>
+                <w:rFonts w:ascii="Arial" w:cs="Arial" w:eastAsia="Arial" w:hAnsi="Arial"/>
+                <w:i/>
+                <w:iCs/>
+                <w:color w:val="cccccc"/>
+                <w:sz w:val="19"/>
+                <w:szCs w:val="19"/>
+              </w:rPr>
+              <w:t xml:space="preserve">Write an example here...</w:t>
+            </w:r>
+          </w:p>
+        </w:tc>
+      </w:tr>
+      <w:tr>
+        <w:trPr>
+          <w:trHeight w:val="900" w:hRule="atLeast"/>
+        </w:trPr>
+        <w:tc>
+          <w:tcPr>
+            <w:tcW w:type="dxa" w:w="3240"/>
+            <w:tcBorders>
+              <w:top w:val="single" w:color="d0d0cc" w:sz="1"/>
+              <w:left w:val="single" w:color="d0d0cc" w:sz="1"/>
+              <w:bottom w:val="single" w:color="d0d0cc" w:sz="1"/>
+              <w:right w:val="single" w:color="d0d0cc" w:sz="1"/>
+            </w:tcBorders>
+            <w:shd w:fill="f5f5f3" w:val="clear"/>
+            <w:tcMar>
+              <w:top w:type="dxa" w:w="80"/>
+              <w:left w:type="dxa" w:w="120"/>
+              <w:bottom w:type="dxa" w:w="80"/>
+              <w:right w:type="dxa" w:w="120"/>
+            </w:tcMar>
+          </w:tcPr>
+          <w:p>
+            <w:pPr>
+              <w:spacing w:after="30" w:before="0"/>
+            </w:pPr>
+            <w:r>
+              <w:rPr>
+                <w:rFonts w:ascii="Arial" w:cs="Arial" w:eastAsia="Arial" w:hAnsi="Arial"/>
+                <w:b/>
+                <w:bCs/>
+                <w:sz w:val="20"/>
+                <w:szCs w:val="20"/>
+              </w:rPr>
+              <w:t xml:space="preserve">Stall torque</w:t>
+            </w:r>
+          </w:p>
+          <w:p>
+            <w:pPr>
+              <w:spacing w:after="0" w:before="0"/>
+            </w:pPr>
+            <w:r>
+              <w:rPr>
+                <w:rFonts w:ascii="Arial" w:cs="Arial" w:eastAsia="Arial" w:hAnsi="Arial"/>
+                <w:i/>
+                <w:iCs/>
+                <w:color w:val="888888"/>
+                <w:sz w:val="16"/>
+                <w:szCs w:val="16"/>
+              </w:rPr>
+              <w:t xml:space="preserve">Look up in the Unit 1 Vocabulary page — Structures &amp; Forces</w:t>
+            </w:r>
+          </w:p>
+        </w:tc>
+        <w:tc>
+          <w:tcPr>
+            <w:tcW w:type="dxa" w:w="3060"/>
+            <w:tcBorders>
+              <w:top w:val="single" w:color="d0d0cc" w:sz="1"/>
+              <w:left w:val="single" w:color="d0d0cc" w:sz="1"/>
+              <w:bottom w:val="single" w:color="d0d0cc" w:sz="1"/>
+              <w:right w:val="single" w:color="d0d0cc" w:sz="1"/>
+            </w:tcBorders>
+            <w:shd w:fill="FFFFFF" w:val="clear"/>
+            <w:tcMar>
+              <w:top w:type="dxa" w:w="80"/>
+              <w:left w:type="dxa" w:w="120"/>
+              <w:bottom w:type="dxa" w:w="80"/>
+              <w:right w:type="dxa" w:w="120"/>
+            </w:tcMar>
+          </w:tcPr>
+          <w:p>
+            <w:pPr>
+              <w:spacing w:after="0" w:before="0"/>
+            </w:pPr>
+            <w:r>
+              <w:rPr>
+                <w:rFonts w:ascii="Arial" w:cs="Arial" w:eastAsia="Arial" w:hAnsi="Arial"/>
+                <w:i/>
+                <w:iCs/>
+                <w:color w:val="cccccc"/>
+                <w:sz w:val="19"/>
+                <w:szCs w:val="19"/>
+              </w:rPr>
+              <w:t xml:space="preserve">Write your definition here...</w:t>
+            </w:r>
+          </w:p>
+        </w:tc>
+        <w:tc>
+          <w:tcPr>
+            <w:tcW w:type="dxa" w:w="3060"/>
+            <w:tcBorders>
+              <w:top w:val="single" w:color="d0d0cc" w:sz="1"/>
+              <w:left w:val="single" w:color="d0d0cc" w:sz="1"/>
+              <w:bottom w:val="single" w:color="d0d0cc" w:sz="1"/>
+              <w:right w:val="single" w:color="d0d0cc" w:sz="1"/>
+            </w:tcBorders>
+            <w:shd w:fill="e8f0f9" w:val="clear"/>
+            <w:tcMar>
+              <w:top w:type="dxa" w:w="80"/>
+              <w:left w:type="dxa" w:w="120"/>
+              <w:bottom w:type="dxa" w:w="80"/>
+              <w:right w:type="dxa" w:w="120"/>
+            </w:tcMar>
+          </w:tcPr>
+          <w:p>
+            <w:pPr>
+              <w:spacing w:after="0" w:before="0"/>
+            </w:pPr>
+            <w:r>
+              <w:rPr>
+                <w:rFonts w:ascii="Arial" w:cs="Arial" w:eastAsia="Arial" w:hAnsi="Arial"/>
+                <w:i/>
+                <w:iCs/>
+                <w:color w:val="cccccc"/>
+                <w:sz w:val="19"/>
+                <w:szCs w:val="19"/>
+              </w:rPr>
+              <w:t xml:space="preserve">Write an example here...</w:t>
+            </w:r>
+          </w:p>
+        </w:tc>
+      </w:tr>
+      <w:tr>
+        <w:trPr>
+          <w:trHeight w:val="900" w:hRule="atLeast"/>
+        </w:trPr>
+        <w:tc>
+          <w:tcPr>
+            <w:tcW w:type="dxa" w:w="3240"/>
+            <w:tcBorders>
+              <w:top w:val="single" w:color="d0d0cc" w:sz="1"/>
+              <w:left w:val="single" w:color="d0d0cc" w:sz="1"/>
+              <w:bottom w:val="single" w:color="d0d0cc" w:sz="1"/>
+              <w:right w:val="single" w:color="d0d0cc" w:sz="1"/>
+            </w:tcBorders>
+            <w:shd w:fill="FFFFFF" w:val="clear"/>
+            <w:tcMar>
+              <w:top w:type="dxa" w:w="80"/>
+              <w:left w:type="dxa" w:w="120"/>
+              <w:bottom w:type="dxa" w:w="80"/>
+              <w:right w:type="dxa" w:w="120"/>
+            </w:tcMar>
+          </w:tcPr>
+          <w:p>
+            <w:pPr>
+              <w:spacing w:after="30" w:before="0"/>
+            </w:pPr>
+            <w:r>
+              <w:rPr>
+                <w:rFonts w:ascii="Arial" w:cs="Arial" w:eastAsia="Arial" w:hAnsi="Arial"/>
+                <w:b/>
+                <w:bCs/>
+                <w:sz w:val="20"/>
+                <w:szCs w:val="20"/>
+              </w:rPr>
+              <w:t xml:space="preserve">Linkage / 4-bar linkage</w:t>
+            </w:r>
+          </w:p>
+          <w:p>
+            <w:pPr>
+              <w:spacing w:after="0" w:before="0"/>
+            </w:pPr>
+            <w:r>
+              <w:rPr>
+                <w:rFonts w:ascii="Arial" w:cs="Arial" w:eastAsia="Arial" w:hAnsi="Arial"/>
+                <w:i/>
+                <w:iCs/>
+                <w:color w:val="888888"/>
+                <w:sz w:val="16"/>
+                <w:szCs w:val="16"/>
+              </w:rPr>
+              <w:t xml:space="preserve">Look up in the Unit 1 Vocabulary page — Mechanisms &amp; Motion</w:t>
+            </w:r>
+          </w:p>
+        </w:tc>
+        <w:tc>
+          <w:tcPr>
+            <w:tcW w:type="dxa" w:w="3060"/>
+            <w:tcBorders>
+              <w:top w:val="single" w:color="d0d0cc" w:sz="1"/>
+              <w:left w:val="single" w:color="d0d0cc" w:sz="1"/>
+              <w:bottom w:val="single" w:color="d0d0cc" w:sz="1"/>
+              <w:right w:val="single" w:color="d0d0cc" w:sz="1"/>
+            </w:tcBorders>
+            <w:shd w:fill="FFFFFF" w:val="clear"/>
+            <w:tcMar>
+              <w:top w:type="dxa" w:w="80"/>
+              <w:left w:type="dxa" w:w="120"/>
+              <w:bottom w:type="dxa" w:w="80"/>
+              <w:right w:type="dxa" w:w="120"/>
+            </w:tcMar>
+          </w:tcPr>
+          <w:p>
+            <w:pPr>
+              <w:spacing w:after="0" w:before="0"/>
+            </w:pPr>
+            <w:r>
+              <w:rPr>
+                <w:rFonts w:ascii="Arial" w:cs="Arial" w:eastAsia="Arial" w:hAnsi="Arial"/>
+                <w:i/>
+                <w:iCs/>
+                <w:color w:val="cccccc"/>
+                <w:sz w:val="19"/>
+                <w:szCs w:val="19"/>
+              </w:rPr>
+              <w:t xml:space="preserve">Write your definition here...</w:t>
+            </w:r>
+          </w:p>
+        </w:tc>
+        <w:tc>
+          <w:tcPr>
+            <w:tcW w:type="dxa" w:w="3060"/>
+            <w:tcBorders>
+              <w:top w:val="single" w:color="d0d0cc" w:sz="1"/>
+              <w:left w:val="single" w:color="d0d0cc" w:sz="1"/>
+              <w:bottom w:val="single" w:color="d0d0cc" w:sz="1"/>
+              <w:right w:val="single" w:color="d0d0cc" w:sz="1"/>
+            </w:tcBorders>
+            <w:shd w:fill="e8f0f9" w:val="clear"/>
+            <w:tcMar>
+              <w:top w:type="dxa" w:w="80"/>
+              <w:left w:type="dxa" w:w="120"/>
+              <w:bottom w:type="dxa" w:w="80"/>
+              <w:right w:type="dxa" w:w="120"/>
+            </w:tcMar>
+          </w:tcPr>
+          <w:p>
+            <w:pPr>
+              <w:spacing w:after="0" w:before="0"/>
+            </w:pPr>
+            <w:r>
+              <w:rPr>
+                <w:rFonts w:ascii="Arial" w:cs="Arial" w:eastAsia="Arial" w:hAnsi="Arial"/>
+                <w:i/>
+                <w:iCs/>
+                <w:color w:val="cccccc"/>
+                <w:sz w:val="19"/>
+                <w:szCs w:val="19"/>
+              </w:rPr>
+              <w:t xml:space="preserve">Write an example here...</w:t>
+            </w:r>
+          </w:p>
+        </w:tc>
+      </w:tr>
+      <w:tr>
+        <w:trPr>
+          <w:trHeight w:val="900" w:hRule="atLeast"/>
+        </w:trPr>
+        <w:tc>
+          <w:tcPr>
+            <w:tcW w:type="dxa" w:w="3240"/>
+            <w:tcBorders>
+              <w:top w:val="single" w:color="d0d0cc" w:sz="1"/>
+              <w:left w:val="single" w:color="d0d0cc" w:sz="1"/>
+              <w:bottom w:val="single" w:color="d0d0cc" w:sz="1"/>
+              <w:right w:val="single" w:color="d0d0cc" w:sz="1"/>
+            </w:tcBorders>
+            <w:shd w:fill="f5f5f3" w:val="clear"/>
+            <w:tcMar>
+              <w:top w:type="dxa" w:w="80"/>
+              <w:left w:type="dxa" w:w="120"/>
+              <w:bottom w:type="dxa" w:w="80"/>
+              <w:right w:type="dxa" w:w="120"/>
+            </w:tcMar>
+          </w:tcPr>
+          <w:p>
+            <w:pPr>
+              <w:spacing w:after="30" w:before="0"/>
+            </w:pPr>
+            <w:r>
+              <w:rPr>
+                <w:rFonts w:ascii="Arial" w:cs="Arial" w:eastAsia="Arial" w:hAnsi="Arial"/>
+                <w:b/>
+                <w:bCs/>
+                <w:sz w:val="20"/>
+                <w:szCs w:val="20"/>
+              </w:rPr>
+              <w:t xml:space="preserve">Mounting interface</w:t>
+            </w:r>
+          </w:p>
+          <w:p>
+            <w:pPr>
+              <w:spacing w:after="0" w:before="0"/>
+            </w:pPr>
+            <w:r>
+              <w:rPr>
+                <w:rFonts w:ascii="Arial" w:cs="Arial" w:eastAsia="Arial" w:hAnsi="Arial"/>
+                <w:i/>
+                <w:iCs/>
+                <w:color w:val="888888"/>
+                <w:sz w:val="16"/>
+                <w:szCs w:val="16"/>
+              </w:rPr>
+              <w:t xml:space="preserve">Look up in the Unit 1 Vocabulary page — Mechanisms &amp; Motion</w:t>
+            </w:r>
+          </w:p>
+        </w:tc>
+        <w:tc>
+          <w:tcPr>
+            <w:tcW w:type="dxa" w:w="3060"/>
+            <w:tcBorders>
+              <w:top w:val="single" w:color="d0d0cc" w:sz="1"/>
+              <w:left w:val="single" w:color="d0d0cc" w:sz="1"/>
+              <w:bottom w:val="single" w:color="d0d0cc" w:sz="1"/>
+              <w:right w:val="single" w:color="d0d0cc" w:sz="1"/>
+            </w:tcBorders>
+            <w:shd w:fill="FFFFFF" w:val="clear"/>
+            <w:tcMar>
+              <w:top w:type="dxa" w:w="80"/>
+              <w:left w:type="dxa" w:w="120"/>
+              <w:bottom w:type="dxa" w:w="80"/>
+              <w:right w:type="dxa" w:w="120"/>
+            </w:tcMar>
+          </w:tcPr>
+          <w:p>
+            <w:pPr>
+              <w:spacing w:after="0" w:before="0"/>
+            </w:pPr>
+            <w:r>
+              <w:rPr>
+                <w:rFonts w:ascii="Arial" w:cs="Arial" w:eastAsia="Arial" w:hAnsi="Arial"/>
+                <w:i/>
+                <w:iCs/>
+                <w:color w:val="cccccc"/>
+                <w:sz w:val="19"/>
+                <w:szCs w:val="19"/>
+              </w:rPr>
+              <w:t xml:space="preserve">Write your definition here...</w:t>
+            </w:r>
+          </w:p>
+        </w:tc>
+        <w:tc>
+          <w:tcPr>
+            <w:tcW w:type="dxa" w:w="3060"/>
+            <w:tcBorders>
+              <w:top w:val="single" w:color="d0d0cc" w:sz="1"/>
+              <w:left w:val="single" w:color="d0d0cc" w:sz="1"/>
+              <w:bottom w:val="single" w:color="d0d0cc" w:sz="1"/>
+              <w:right w:val="single" w:color="d0d0cc" w:sz="1"/>
+            </w:tcBorders>
+            <w:shd w:fill="e8f0f9" w:val="clear"/>
+            <w:tcMar>
+              <w:top w:type="dxa" w:w="80"/>
+              <w:left w:type="dxa" w:w="120"/>
+              <w:bottom w:type="dxa" w:w="80"/>
+              <w:right w:type="dxa" w:w="120"/>
+            </w:tcMar>
+          </w:tcPr>
+          <w:p>
+            <w:pPr>
+              <w:spacing w:after="0" w:before="0"/>
+            </w:pPr>
+            <w:r>
+              <w:rPr>
+                <w:rFonts w:ascii="Arial" w:cs="Arial" w:eastAsia="Arial" w:hAnsi="Arial"/>
+                <w:i/>
+                <w:iCs/>
+                <w:color w:val="cccccc"/>
+                <w:sz w:val="19"/>
+                <w:szCs w:val="19"/>
+              </w:rPr>
+              <w:t xml:space="preserve">Write an example here...</w:t>
+            </w:r>
+          </w:p>
+        </w:tc>
+      </w:tr>
+      <w:tr>
+        <w:trPr>
+          <w:trHeight w:val="900" w:hRule="atLeast"/>
+        </w:trPr>
+        <w:tc>
+          <w:tcPr>
+            <w:tcW w:type="dxa" w:w="3240"/>
+            <w:tcBorders>
+              <w:top w:val="single" w:color="d0d0cc" w:sz="1"/>
+              <w:left w:val="single" w:color="d0d0cc" w:sz="1"/>
+              <w:bottom w:val="single" w:color="d0d0cc" w:sz="1"/>
+              <w:right w:val="single" w:color="d0d0cc" w:sz="1"/>
+            </w:tcBorders>
+            <w:shd w:fill="FFFFFF" w:val="clear"/>
+            <w:tcMar>
+              <w:top w:type="dxa" w:w="80"/>
+              <w:left w:type="dxa" w:w="120"/>
+              <w:bottom w:type="dxa" w:w="80"/>
+              <w:right w:type="dxa" w:w="120"/>
+            </w:tcMar>
+          </w:tcPr>
+          <w:p>
+            <w:pPr>
+              <w:spacing w:after="30" w:before="0"/>
+            </w:pPr>
+            <w:r>
+              <w:rPr>
+                <w:rFonts w:ascii="Arial" w:cs="Arial" w:eastAsia="Arial" w:hAnsi="Arial"/>
+                <w:b/>
+                <w:bCs/>
+                <w:sz w:val="20"/>
+                <w:szCs w:val="20"/>
+              </w:rPr>
+              <w:t xml:space="preserve">Tolerance</w:t>
+            </w:r>
+          </w:p>
+          <w:p>
+            <w:pPr>
+              <w:spacing w:after="0" w:before="0"/>
+            </w:pPr>
+            <w:r>
+              <w:rPr>
+                <w:rFonts w:ascii="Arial" w:cs="Arial" w:eastAsia="Arial" w:hAnsi="Arial"/>
+                <w:i/>
+                <w:iCs/>
+                <w:color w:val="888888"/>
+                <w:sz w:val="16"/>
+                <w:szCs w:val="16"/>
+              </w:rPr>
+              <w:t xml:space="preserve">Look up in the Unit 1 Vocabulary page — Drawing &amp; Documentation</w:t>
+            </w:r>
+          </w:p>
+        </w:tc>
+        <w:tc>
+          <w:tcPr>
+            <w:tcW w:type="dxa" w:w="3060"/>
+            <w:tcBorders>
+              <w:top w:val="single" w:color="d0d0cc" w:sz="1"/>
+              <w:left w:val="single" w:color="d0d0cc" w:sz="1"/>
+              <w:bottom w:val="single" w:color="d0d0cc" w:sz="1"/>
+              <w:right w:val="single" w:color="d0d0cc" w:sz="1"/>
+            </w:tcBorders>
+            <w:shd w:fill="FFFFFF" w:val="clear"/>
+            <w:tcMar>
+              <w:top w:type="dxa" w:w="80"/>
+              <w:left w:type="dxa" w:w="120"/>
+              <w:bottom w:type="dxa" w:w="80"/>
+              <w:right w:type="dxa" w:w="120"/>
+            </w:tcMar>
+          </w:tcPr>
+          <w:p>
+            <w:pPr>
+              <w:spacing w:after="0" w:before="0"/>
+            </w:pPr>
+            <w:r>
+              <w:rPr>
+                <w:rFonts w:ascii="Arial" w:cs="Arial" w:eastAsia="Arial" w:hAnsi="Arial"/>
+                <w:i/>
+                <w:iCs/>
+                <w:color w:val="cccccc"/>
+                <w:sz w:val="19"/>
+                <w:szCs w:val="19"/>
+              </w:rPr>
+              <w:t xml:space="preserve">Write your definition here...</w:t>
+            </w:r>
+          </w:p>
+        </w:tc>
+        <w:tc>
+          <w:tcPr>
+            <w:tcW w:type="dxa" w:w="3060"/>
+            <w:tcBorders>
+              <w:top w:val="single" w:color="d0d0cc" w:sz="1"/>
+              <w:left w:val="single" w:color="d0d0cc" w:sz="1"/>
+              <w:bottom w:val="single" w:color="d0d0cc" w:sz="1"/>
+              <w:right w:val="single" w:color="d0d0cc" w:sz="1"/>
+            </w:tcBorders>
+            <w:shd w:fill="e8f0f9" w:val="clear"/>
+            <w:tcMar>
+              <w:top w:type="dxa" w:w="80"/>
+              <w:left w:type="dxa" w:w="120"/>
+              <w:bottom w:type="dxa" w:w="80"/>
+              <w:right w:type="dxa" w:w="120"/>
+            </w:tcMar>
+          </w:tcPr>
+          <w:p>
+            <w:pPr>
+              <w:spacing w:after="0" w:before="0"/>
+            </w:pPr>
+            <w:r>
+              <w:rPr>
+                <w:rFonts w:ascii="Arial" w:cs="Arial" w:eastAsia="Arial" w:hAnsi="Arial"/>
+                <w:i/>
+                <w:iCs/>
+                <w:color w:val="cccccc"/>
+                <w:sz w:val="19"/>
+                <w:szCs w:val="19"/>
+              </w:rPr>
+              <w:t xml:space="preserve">Write an example here...</w:t>
+            </w:r>
+          </w:p>
+        </w:tc>
+      </w:tr>
+    </w:tbl>
+    <w:p>
+      <w:pPr>
+        <w:spacing w:after="0" w:before="200"/>
+      </w:pPr>
+      <w:r>
+        <w:t xml:space="preserve"> </w:t>
+      </w:r>
+    </w:p>
     <w:p>
       <w:pPr>
         <w:spacing w:after="0" w:before="200"/>
@@ -10573,7 +11795,7 @@
           <w:sz w:val="20"/>
           <w:szCs w:val="20"/>
         </w:rPr>
-        <w:t xml:space="preserve">2.  Identify one dimension or design decision in your final claw drawing that was intentional (Class 1 vocabulary). Explain the engineering reason.</w:t>
+        <w:t xml:space="preserve">2.  Identify one dimension or design decision in your final claw drawing that was purposeful (Class 1 vocabulary). Explain the engineering reason.</w:t>
       </w:r>
     </w:p>
     <w:tbl>
@@ -10624,7 +11846,7 @@
                 <w:sz w:val="19"/>
                 <w:szCs w:val="19"/>
               </w:rPr>
-              <w:t xml:space="preserve">One intentional decision is... The engineering reason is... I rejected the alternative of... because...</w:t>
+              <w:t xml:space="preserve">One purposeful decision is... The engineering reason is... I rejected the alternative of... because...</w:t>
             </w:r>
           </w:p>
         </w:tc>
@@ -11436,7 +12658,7 @@
                 <w:sz w:val="19"/>
                 <w:szCs w:val="19"/>
               </w:rPr>
-              <w:t xml:space="preserve">I can explain my design using intentional design language (Class 1) and EDP language (Class 2)</w:t>
+              <w:t xml:space="preserve">I can explain my design using purposeful design language (Class 1) and EDP language (Class 2)</w:t>
             </w:r>
           </w:p>
         </w:tc>
